--- a/Cinema_Recovery_Plan_Report.docx
+++ b/Cinema_Recovery_Plan_Report.docx
@@ -169,7 +169,6 @@
     </w:p>
     <w:p>
       <w:pPr>
-        <w:spacing w:before="240"/>
         <w:ind w:left="1440" w:right="1440"/>
         <w:rPr>
           <w:color w:val="auto"/>
@@ -178,7 +177,46 @@
     </w:p>
     <w:p>
       <w:pPr>
-        <w:spacing w:before="240"/>
+        <w:ind w:left="1440" w:right="1440"/>
+        <w:rPr>
+          <w:b/>
+          <w:bCs/>
+          <w:color w:val="auto"/>
+        </w:rPr>
+      </w:pPr>
+      <w:r>
+        <w:rPr>
+          <w:b/>
+          <w:bCs/>
+          <w:color w:val="auto"/>
+        </w:rPr>
+        <w:t xml:space="preserve">Interactive Version of the report is found below: </w:t>
+      </w:r>
+    </w:p>
+    <w:p>
+      <w:pPr>
+        <w:ind w:left="1440" w:right="1440"/>
+        <w:rPr>
+          <w:color w:val="auto"/>
+        </w:rPr>
+      </w:pPr>
+      <w:hyperlink r:id="rId7" w:history="1">
+        <w:r>
+          <w:rPr>
+            <w:rStyle w:val="Hyperlink"/>
+          </w:rPr>
+          <w:t>https://kavakcinemadashboard-interview.streamlit.app/</w:t>
+        </w:r>
+      </w:hyperlink>
+      <w:r>
+        <w:rPr>
+          <w:color w:val="auto"/>
+        </w:rPr>
+        <w:t xml:space="preserve"> </w:t>
+      </w:r>
+    </w:p>
+    <w:p>
+      <w:pPr>
         <w:ind w:left="1440" w:right="1440"/>
         <w:rPr>
           <w:color w:val="auto"/>
@@ -293,18 +331,36 @@
           <w:sz w:val="20"/>
           <w:szCs w:val="20"/>
         </w:rPr>
-        <w:t xml:space="preserve"> Python (Streamlit)</w:t>
-      </w:r>
-    </w:p>
-    <w:p>
-      <w:pPr>
+        <w:t xml:space="preserve"> Python (</w:t>
+      </w:r>
+      <w:proofErr w:type="spellStart"/>
+      <w:r>
         <w:rPr>
           <w:color w:val="auto"/>
-        </w:rPr>
-      </w:pPr>
+          <w:sz w:val="20"/>
+          <w:szCs w:val="20"/>
+        </w:rPr>
+        <w:t>Streamlit</w:t>
+      </w:r>
+      <w:proofErr w:type="spellEnd"/>
       <w:r>
         <w:rPr>
           <w:color w:val="auto"/>
+          <w:sz w:val="20"/>
+          <w:szCs w:val="20"/>
+        </w:rPr>
+        <w:t>)</w:t>
+      </w:r>
+    </w:p>
+    <w:p>
+      <w:pPr>
+        <w:rPr>
+          <w:color w:val="auto"/>
+        </w:rPr>
+      </w:pPr>
+      <w:r>
+        <w:rPr>
+          <w:color w:val="auto"/>
         </w:rPr>
         <w:br w:type="page"/>
       </w:r>
@@ -312,9 +368,9 @@
     <w:p>
       <w:pPr>
         <w:sectPr>
-          <w:footerReference w:type="even" r:id="rId7"/>
-          <w:footerReference w:type="default" r:id="rId8"/>
-          <w:footerReference w:type="first" r:id="rId9"/>
+          <w:footerReference w:type="even" r:id="rId8"/>
+          <w:footerReference w:type="default" r:id="rId9"/>
+          <w:footerReference w:type="first" r:id="rId10"/>
           <w:pgSz w:w="12240" w:h="15840"/>
           <w:pgMar w:top="0" w:right="0" w:bottom="0" w:left="0" w:header="708" w:footer="708" w:gutter="0"/>
           <w:cols w:space="720"/>
@@ -976,7 +1032,15 @@
         <w:spacing w:after="160"/>
       </w:pPr>
       <w:r>
-        <w:t xml:space="preserve">Despite having three F&amp;B revenue streams, ticket sales still account for 51.2% of total profit. The imbalance reveals a untapped revenue opportunity in food and beverage, particularly </w:t>
+        <w:t xml:space="preserve">Despite having three F&amp;B revenue streams, ticket sales still account for 51.2% of total profit. The imbalance reveals </w:t>
+      </w:r>
+      <w:proofErr w:type="gramStart"/>
+      <w:r>
+        <w:t>a</w:t>
+      </w:r>
+      <w:proofErr w:type="gramEnd"/>
+      <w:r>
+        <w:t xml:space="preserve"> untapped revenue opportunity in food and beverage, particularly </w:t>
       </w:r>
       <w:r>
         <w:t>“</w:t>
@@ -1873,7 +1937,7 @@
                     <pic:cNvPicPr/>
                   </pic:nvPicPr>
                   <pic:blipFill>
-                    <a:blip r:embed="rId10"/>
+                    <a:blip r:embed="rId11"/>
                     <a:stretch>
                       <a:fillRect/>
                     </a:stretch>
@@ -2695,6 +2759,7 @@
             <w:pPr>
               <w:jc w:val="center"/>
             </w:pPr>
+            <w:proofErr w:type="spellStart"/>
             <w:r>
               <w:rPr>
                 <w:b/>
@@ -2703,7 +2768,18 @@
                 <w:sz w:val="20"/>
                 <w:szCs w:val="20"/>
               </w:rPr>
-              <w:t>Avg CSAT When Primary</w:t>
+              <w:t>Avg</w:t>
+            </w:r>
+            <w:proofErr w:type="spellEnd"/>
+            <w:r>
+              <w:rPr>
+                <w:b/>
+                <w:bCs/>
+                <w:color w:val="FFFFFF"/>
+                <w:sz w:val="20"/>
+                <w:szCs w:val="20"/>
+              </w:rPr>
+              <w:t xml:space="preserve"> CSAT When Primary</w:t>
             </w:r>
           </w:p>
         </w:tc>
@@ -2914,27 +2990,7 @@
                 <w:sz w:val="20"/>
                 <w:szCs w:val="20"/>
               </w:rPr>
-              <w:t>Cinema Hygiene (incl. smell</w:t>
-            </w:r>
-            <w:r>
-              <w:rPr>
-                <w:b/>
-                <w:bCs/>
-                <w:color w:val="5A5A6A"/>
-                <w:sz w:val="20"/>
-                <w:szCs w:val="20"/>
-              </w:rPr>
-              <w:t xml:space="preserve"> &amp; </w:t>
-            </w:r>
-            <w:r>
-              <w:rPr>
-                <w:b/>
-                <w:bCs/>
-                <w:color w:val="5A5A6A"/>
-                <w:sz w:val="20"/>
-                <w:szCs w:val="20"/>
-              </w:rPr>
-              <w:t>)</w:t>
+              <w:t>Cinema Hygiene (incl. smell)</w:t>
             </w:r>
           </w:p>
         </w:tc>
@@ -4156,6 +4212,7 @@
             </w:tcMar>
           </w:tcPr>
           <w:p>
+            <w:proofErr w:type="spellStart"/>
             <w:r>
               <w:rPr>
                 <w:b/>
@@ -4165,6 +4222,7 @@
               </w:rPr>
               <w:t>Avg</w:t>
             </w:r>
+            <w:proofErr w:type="spellEnd"/>
           </w:p>
         </w:tc>
         <w:tc>
@@ -4630,7 +4688,29 @@
                 <w:sz w:val="20"/>
                 <w:szCs w:val="20"/>
               </w:rPr>
-              <w:t>+$398,437 (promo) + $64,223 (tkt)</w:t>
+              <w:t>+$398,437 (promo) + $64,223 (</w:t>
+            </w:r>
+            <w:proofErr w:type="spellStart"/>
+            <w:r>
+              <w:rPr>
+                <w:b/>
+                <w:bCs/>
+                <w:color w:val="1A7A6E"/>
+                <w:sz w:val="20"/>
+                <w:szCs w:val="20"/>
+              </w:rPr>
+              <w:t>tkt</w:t>
+            </w:r>
+            <w:proofErr w:type="spellEnd"/>
+            <w:r>
+              <w:rPr>
+                <w:b/>
+                <w:bCs/>
+                <w:color w:val="1A7A6E"/>
+                <w:sz w:val="20"/>
+                <w:szCs w:val="20"/>
+              </w:rPr>
+              <w:t>)</w:t>
             </w:r>
           </w:p>
         </w:tc>
@@ -4695,8 +4775,20 @@
                 <w:sz w:val="20"/>
                 <w:szCs w:val="20"/>
               </w:rPr>
-              <w:t>2. Delivery App (Talabat</w:t>
-            </w:r>
+              <w:t>2. Delivery App (</w:t>
+            </w:r>
+            <w:proofErr w:type="spellStart"/>
+            <w:r>
+              <w:rPr>
+                <w:b/>
+                <w:bCs/>
+                <w:color w:val="1A7A6E"/>
+                <w:sz w:val="20"/>
+                <w:szCs w:val="20"/>
+              </w:rPr>
+              <w:t>Talabat</w:t>
+            </w:r>
+            <w:proofErr w:type="spellEnd"/>
             <w:r>
               <w:rPr>
                 <w:b/>
@@ -5218,7 +5310,29 @@
                 <w:sz w:val="20"/>
                 <w:szCs w:val="20"/>
               </w:rPr>
-              <w:t>$638,618  (+27.2%)</w:t>
+              <w:t>$</w:t>
+            </w:r>
+            <w:proofErr w:type="gramStart"/>
+            <w:r>
+              <w:rPr>
+                <w:b/>
+                <w:bCs/>
+                <w:color w:val="auto"/>
+                <w:sz w:val="20"/>
+                <w:szCs w:val="20"/>
+              </w:rPr>
+              <w:t>638,618  (</w:t>
+            </w:r>
+            <w:proofErr w:type="gramEnd"/>
+            <w:r>
+              <w:rPr>
+                <w:b/>
+                <w:bCs/>
+                <w:color w:val="auto"/>
+                <w:sz w:val="20"/>
+                <w:szCs w:val="20"/>
+              </w:rPr>
+              <w:t>+27.2%)</w:t>
             </w:r>
           </w:p>
         </w:tc>
@@ -5394,8 +5508,20 @@
           <w:szCs w:val="28"/>
         </w:rPr>
         <w:lastRenderedPageBreak/>
-        <w:t>Initiative 2: Delivery App Integration (Talabat</w:t>
-      </w:r>
+        <w:t>Initiative 2: Delivery App Integration (</w:t>
+      </w:r>
+      <w:proofErr w:type="spellStart"/>
+      <w:r>
+        <w:rPr>
+          <w:b/>
+          <w:bCs/>
+          <w:color w:val="1A7A6E"/>
+          <w:sz w:val="28"/>
+          <w:szCs w:val="28"/>
+        </w:rPr>
+        <w:t>Talabat</w:t>
+      </w:r>
+      <w:proofErr w:type="spellEnd"/>
       <w:r>
         <w:rPr>
           <w:b/>
@@ -5525,7 +5651,15 @@
         <w:t xml:space="preserve">Case Study Reference: </w:t>
       </w:r>
       <w:r>
-        <w:t>VOX Cinema (UAE) launched on Talabat and reported a measurable increase in F&amp;B revenue within months, validating this as a proven revenue channel in the GCC market context.</w:t>
+        <w:t xml:space="preserve">VOX Cinema (UAE) launched on </w:t>
+      </w:r>
+      <w:proofErr w:type="spellStart"/>
+      <w:r>
+        <w:t>Talabat</w:t>
+      </w:r>
+      <w:proofErr w:type="spellEnd"/>
+      <w:r>
+        <w:t xml:space="preserve"> and reported a measurable increase in F&amp;B revenue within months, validating this as a proven revenue channel in the GCC market context.</w:t>
       </w:r>
     </w:p>
     <w:p>
@@ -5662,7 +5796,15 @@
         <w:t xml:space="preserve"> </w:t>
       </w:r>
       <w:r>
-        <w:t>Resolving Food Quality (Avg CSAT 2.25) to acceptable levels should lift overall CSAT toward the 6.0+ target range, improving retention and repeat visit frequency beyond what the financial model captures.</w:t>
+        <w:t>Resolving Food Quality (</w:t>
+      </w:r>
+      <w:proofErr w:type="spellStart"/>
+      <w:r>
+        <w:t>Avg</w:t>
+      </w:r>
+      <w:proofErr w:type="spellEnd"/>
+      <w:r>
+        <w:t xml:space="preserve"> CSAT 2.25) to acceptable levels should lift overall CSAT toward the 6.0+ target range, improving retention and repeat visit frequency beyond what the financial model captures.</w:t>
       </w:r>
     </w:p>
     <w:p>
@@ -6763,14 +6905,25 @@
             </w:tcMar>
           </w:tcPr>
           <w:p>
-            <w:r>
-              <w:rPr>
-                <w:b/>
-                <w:bCs/>
-                <w:sz w:val="20"/>
-                <w:szCs w:val="20"/>
-              </w:rPr>
-              <w:t>Avg Wait Time</w:t>
+            <w:proofErr w:type="spellStart"/>
+            <w:r>
+              <w:rPr>
+                <w:b/>
+                <w:bCs/>
+                <w:sz w:val="20"/>
+                <w:szCs w:val="20"/>
+              </w:rPr>
+              <w:t>Avg</w:t>
+            </w:r>
+            <w:proofErr w:type="spellEnd"/>
+            <w:r>
+              <w:rPr>
+                <w:b/>
+                <w:bCs/>
+                <w:sz w:val="20"/>
+                <w:szCs w:val="20"/>
+              </w:rPr>
+              <w:t xml:space="preserve"> Wait Time</w:t>
             </w:r>
           </w:p>
         </w:tc>
@@ -7060,7 +7213,23 @@
                 <w:sz w:val="20"/>
                 <w:szCs w:val="20"/>
               </w:rPr>
-              <w:t>~4 mo/yr</w:t>
+              <w:t xml:space="preserve">~4 </w:t>
+            </w:r>
+            <w:proofErr w:type="spellStart"/>
+            <w:r>
+              <w:rPr>
+                <w:sz w:val="20"/>
+                <w:szCs w:val="20"/>
+              </w:rPr>
+              <w:t>mo</w:t>
+            </w:r>
+            <w:proofErr w:type="spellEnd"/>
+            <w:r>
+              <w:rPr>
+                <w:sz w:val="20"/>
+                <w:szCs w:val="20"/>
+              </w:rPr>
+              <w:t>/yr</w:t>
             </w:r>
           </w:p>
         </w:tc>
@@ -7278,7 +7447,23 @@
                 <w:sz w:val="20"/>
                 <w:szCs w:val="20"/>
               </w:rPr>
-              <w:t>pp dashboard (Talabat partner portal)</w:t>
+              <w:t>pp dashboard (</w:t>
+            </w:r>
+            <w:proofErr w:type="spellStart"/>
+            <w:r>
+              <w:rPr>
+                <w:sz w:val="20"/>
+                <w:szCs w:val="20"/>
+              </w:rPr>
+              <w:t>Talabat</w:t>
+            </w:r>
+            <w:proofErr w:type="spellEnd"/>
+            <w:r>
+              <w:rPr>
+                <w:sz w:val="20"/>
+                <w:szCs w:val="20"/>
+              </w:rPr>
+              <w:t xml:space="preserve"> partner portal)</w:t>
             </w:r>
           </w:p>
         </w:tc>
@@ -7360,12 +7545,20 @@
         <w:spacing w:before="40" w:after="100"/>
       </w:pPr>
       <w:r>
-        <w:t>Python (Streamlit + Plotly): Interactive web application built for the presentation layer, allows stakeholders to interact with the report and explore the data easily.</w:t>
+        <w:t>Python (</w:t>
+      </w:r>
+      <w:proofErr w:type="spellStart"/>
+      <w:r>
+        <w:t>Streamlit</w:t>
+      </w:r>
+      <w:proofErr w:type="spellEnd"/>
+      <w:r>
+        <w:t xml:space="preserve"> + Plotly): Interactive web application built for the presentation layer, allows stakeholders to interact with the report and explore the data easily.</w:t>
       </w:r>
     </w:p>
     <w:sectPr>
-      <w:headerReference w:type="default" r:id="rId11"/>
-      <w:footerReference w:type="default" r:id="rId12"/>
+      <w:headerReference w:type="default" r:id="rId12"/>
+      <w:footerReference w:type="default" r:id="rId13"/>
       <w:pgSz w:w="12240" w:h="15840"/>
       <w:pgMar w:top="1080" w:right="1080" w:bottom="1080" w:left="1080" w:header="708" w:footer="708" w:gutter="0"/>
       <w:cols w:space="720"/>
@@ -7487,7 +7680,6 @@
               <v:path gradientshapeok="t" o:connecttype="rect"/>
             </v:shapetype>
             <v:shape id="Text Box 6" o:spid="_x0000_s1026" type="#_x0000_t202" alt="Public : Al-Futtaim Group" style="position:absolute;margin-left:0;margin-top:0;width:108.75pt;height:27.2pt;z-index:251659264;visibility:visible;mso-wrap-style:none;mso-wrap-distance-left:0;mso-wrap-distance-top:0;mso-wrap-distance-right:0;mso-wrap-distance-bottom:0;mso-position-horizontal:center;mso-position-horizontal-relative:page;mso-position-vertical:bottom;mso-position-vertical-relative:page;v-text-anchor:bottom" o:gfxdata="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" filled="f" stroked="f">
-              <v:fill o:detectmouseclick="t"/>
               <v:textbox style="mso-fit-shape-to-text:t" inset="0,0,0,15pt">
                 <w:txbxContent>
                   <w:p>
@@ -7606,7 +7798,6 @@
               <v:path gradientshapeok="t" o:connecttype="rect"/>
             </v:shapetype>
             <v:shape id="Text Box 7" o:spid="_x0000_s1027" type="#_x0000_t202" alt="Public : Al-Futtaim Group" style="position:absolute;margin-left:0;margin-top:0;width:108.75pt;height:27.2pt;z-index:251660288;visibility:visible;mso-wrap-style:none;mso-wrap-distance-left:0;mso-wrap-distance-top:0;mso-wrap-distance-right:0;mso-wrap-distance-bottom:0;mso-position-horizontal:center;mso-position-horizontal-relative:page;mso-position-vertical:bottom;mso-position-vertical-relative:page;v-text-anchor:bottom" o:gfxdata="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" filled="f" stroked="f">
-              <v:fill o:detectmouseclick="t"/>
               <v:textbox style="mso-fit-shape-to-text:t" inset="0,0,0,15pt">
                 <w:txbxContent>
                   <w:p>
@@ -7725,7 +7916,6 @@
               <v:path gradientshapeok="t" o:connecttype="rect"/>
             </v:shapetype>
             <v:shape id="Text Box 5" o:spid="_x0000_s1028" type="#_x0000_t202" alt="Public : Al-Futtaim Group" style="position:absolute;margin-left:0;margin-top:0;width:108.75pt;height:27.2pt;z-index:251658240;visibility:visible;mso-wrap-style:none;mso-wrap-distance-left:0;mso-wrap-distance-top:0;mso-wrap-distance-right:0;mso-wrap-distance-bottom:0;mso-position-horizontal:center;mso-position-horizontal-relative:page;mso-position-vertical:bottom;mso-position-vertical-relative:page;v-text-anchor:bottom" o:gfxdata="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" filled="f" stroked="f">
-              <v:fill o:detectmouseclick="t"/>
               <v:textbox style="mso-fit-shape-to-text:t" inset="0,0,0,15pt">
                 <w:txbxContent>
                   <w:p>
@@ -8679,6 +8869,18 @@
     <w:uiPriority w:val="99"/>
     <w:rsid w:val="00731D74"/>
   </w:style>
+  <w:style w:type="character" w:styleId="UnresolvedMention">
+    <w:name w:val="Unresolved Mention"/>
+    <w:basedOn w:val="DefaultParagraphFont"/>
+    <w:uiPriority w:val="99"/>
+    <w:semiHidden/>
+    <w:unhideWhenUsed/>
+    <w:rsid w:val="003B3477"/>
+    <w:rPr>
+      <w:color w:val="605E5C"/>
+      <w:shd w:val="clear" w:color="auto" w:fill="E1DFDD"/>
+    </w:rPr>
+  </w:style>
 </w:styles>
 </file>
 

--- a/Cinema_Recovery_Plan_Report.docx
+++ b/Cinema_Recovery_Plan_Report.docx
@@ -209,19 +209,8 @@
         </w:r>
       </w:hyperlink>
       <w:r>
-        <w:rPr>
-          <w:color w:val="auto"/>
-        </w:rPr>
         <w:t xml:space="preserve"> </w:t>
       </w:r>
-    </w:p>
-    <w:p>
-      <w:pPr>
-        <w:ind w:left="1440" w:right="1440"/>
-        <w:rPr>
-          <w:color w:val="auto"/>
-        </w:rPr>
-      </w:pPr>
     </w:p>
     <w:p>
       <w:pPr>
@@ -1032,15 +1021,7 @@
         <w:spacing w:after="160"/>
       </w:pPr>
       <w:r>
-        <w:t xml:space="preserve">Despite having three F&amp;B revenue streams, ticket sales still account for 51.2% of total profit. The imbalance reveals </w:t>
-      </w:r>
-      <w:proofErr w:type="gramStart"/>
-      <w:r>
-        <w:t>a</w:t>
-      </w:r>
-      <w:proofErr w:type="gramEnd"/>
-      <w:r>
-        <w:t xml:space="preserve"> untapped revenue opportunity in food and beverage, particularly </w:t>
+        <w:t xml:space="preserve">Despite having three F&amp;B revenue streams, ticket sales still account for 51.2% of total profit. The imbalance reveals a untapped revenue opportunity in food and beverage, particularly </w:t>
       </w:r>
       <w:r>
         <w:t>“</w:t>
@@ -5310,29 +5291,7 @@
                 <w:sz w:val="20"/>
                 <w:szCs w:val="20"/>
               </w:rPr>
-              <w:t>$</w:t>
-            </w:r>
-            <w:proofErr w:type="gramStart"/>
-            <w:r>
-              <w:rPr>
-                <w:b/>
-                <w:bCs/>
-                <w:color w:val="auto"/>
-                <w:sz w:val="20"/>
-                <w:szCs w:val="20"/>
-              </w:rPr>
-              <w:t>638,618  (</w:t>
-            </w:r>
-            <w:proofErr w:type="gramEnd"/>
-            <w:r>
-              <w:rPr>
-                <w:b/>
-                <w:bCs/>
-                <w:color w:val="auto"/>
-                <w:sz w:val="20"/>
-                <w:szCs w:val="20"/>
-              </w:rPr>
-              <w:t>+27.2%)</w:t>
+              <w:t>$638,618  (+27.2%)</w:t>
             </w:r>
           </w:p>
         </w:tc>
